--- a/docs/3 Requirement Analysis/DataFlow Diagram.docx
+++ b/docs/3 Requirement Analysis/DataFlow Diagram.docx
@@ -337,6 +337,45 @@
         <w:t xml:space="preserve">DFD Level 0 (Context)</w:t>
       </w:r>
     </w:p>
+    <w:p>
+      <w:pPr>
+        <w:jc w:val="center"/>
+      </w:pPr>
+      <w:r>
+        <w:drawing>
+          <wp:inline xmlns:a="http://schemas.openxmlformats.org/drawingml/2006/main" xmlns:pic="http://schemas.openxmlformats.org/drawingml/2006/picture">
+            <wp:extent cx="5760720" cy="3099677"/>
+            <wp:docPr id="1" name="Picture 1"/>
+            <wp:cNvGraphicFramePr>
+              <a:graphicFrameLocks noChangeAspect="1"/>
+            </wp:cNvGraphicFramePr>
+            <a:graphic>
+              <a:graphicData uri="http://schemas.openxmlformats.org/drawingml/2006/picture">
+                <pic:pic>
+                  <pic:nvPicPr>
+                    <pic:cNvPr id="0" name="DFD Level 0.png"/>
+                    <pic:cNvPicPr/>
+                  </pic:nvPicPr>
+                  <pic:blipFill>
+                    <a:blip r:embed="rId8"/>
+                    <a:stretch>
+                      <a:fillRect/>
+                    </a:stretch>
+                  </pic:blipFill>
+                  <pic:spPr>
+                    <a:xfrm>
+                      <a:off x="0" y="0"/>
+                      <a:ext cx="5760720" cy="3099677"/>
+                    </a:xfrm>
+                    <a:prstGeom prst="rect"/>
+                  </pic:spPr>
+                </pic:pic>
+              </a:graphicData>
+            </a:graphic>
+          </wp:inline>
+        </w:drawing>
+      </w:r>
+    </w:p>
     <w:tbl>
       <w:tblPr>
         <w:tblW w:type="dxa" w:w="9026"/>
@@ -494,7 +533,7 @@
           <w:sz w:val="20"/>
           <w:szCs w:val="20"/>
         </w:rPr>
-        <w:t xml:space="preserve">Wayfarer &lt;-&gt; Groq AI: prompt out, structured itinerary JSON back.   Wayfarer &lt;-&gt; Unsplash: search phrase out, photo URL back.</w:t>
+        <w:t>Wayfarer &lt;-&gt; Groq AI: prompt out, structured itinerary JSON back.   Wayfarer &lt;-&gt; Unsplash: search phrase out, photo URL back.   Wayfarer &lt;-&gt; Wikipedia: destination name out, destination photo back.   Wayfarer &lt;-&gt; Supabase: login, trips and share tokens.</w:t>
       </w:r>
     </w:p>
     <w:p>
@@ -518,6 +557,45 @@
         <w:t xml:space="preserve">DFD Level 1</w:t>
       </w:r>
     </w:p>
+    <w:p>
+      <w:pPr>
+        <w:jc w:val="center"/>
+      </w:pPr>
+      <w:r>
+        <w:drawing>
+          <wp:inline xmlns:a="http://schemas.openxmlformats.org/drawingml/2006/main" xmlns:pic="http://schemas.openxmlformats.org/drawingml/2006/picture">
+            <wp:extent cx="5760720" cy="3601167"/>
+            <wp:docPr id="2" name="Picture 2"/>
+            <wp:cNvGraphicFramePr>
+              <a:graphicFrameLocks noChangeAspect="1"/>
+            </wp:cNvGraphicFramePr>
+            <a:graphic>
+              <a:graphicData uri="http://schemas.openxmlformats.org/drawingml/2006/picture">
+                <pic:pic>
+                  <pic:nvPicPr>
+                    <pic:cNvPr id="0" name="DFD Level 1.png"/>
+                    <pic:cNvPicPr/>
+                  </pic:nvPicPr>
+                  <pic:blipFill>
+                    <a:blip r:embed="rId9"/>
+                    <a:stretch>
+                      <a:fillRect/>
+                    </a:stretch>
+                  </pic:blipFill>
+                  <pic:spPr>
+                    <a:xfrm>
+                      <a:off x="0" y="0"/>
+                      <a:ext cx="5760720" cy="3601167"/>
+                    </a:xfrm>
+                    <a:prstGeom prst="rect"/>
+                  </pic:spPr>
+                </pic:pic>
+              </a:graphicData>
+            </a:graphic>
+          </wp:inline>
+        </w:drawing>
+      </w:r>
+    </w:p>
     <w:tbl>
       <w:tblPr>
         <w:tblW w:type="dxa" w:w="9026"/>
@@ -717,7 +795,7 @@
                 <w:sz w:val="20"/>
                 <w:szCs w:val="20"/>
               </w:rPr>
-              <w:t xml:space="preserve">Traveller sends email and password; Supabase returns a session token (JWT).</w:t>
+              <w:t>Traveller sends email and password (or a password-reset request); Supabase returns a session token (JWT) or emails a reset link that opens /reset.</w:t>
             </w:r>
           </w:p>
         </w:tc>
@@ -780,7 +858,7 @@
                 <w:sz w:val="20"/>
                 <w:szCs w:val="20"/>
               </w:rPr>
-              <w:t xml:space="preserve">Collect preferences (React)</w:t>
+              <w:t>Explore &amp; collect preferences (React)</w:t>
             </w:r>
           </w:p>
         </w:tc>
@@ -809,7 +887,7 @@
                 <w:sz w:val="20"/>
                 <w:szCs w:val="20"/>
               </w:rPr>
-              <w:t xml:space="preserve">Traveller submits destination, dates, budget, interests, pace, stay type, notes.</w:t>
+              <w:t>Traveller picks a destination card (photos fetched from Wikipedia) or searches any place; the form is pre-filled. Traveller submits destination, dates, budget, interests, pace, stay type, notes.</w:t>
             </w:r>
           </w:p>
         </w:tc>
@@ -1085,7 +1163,7 @@
                 <w:sz w:val="20"/>
                 <w:szCs w:val="20"/>
               </w:rPr>
-              <w:t xml:space="preserve">Backend requests one photo per attraction, food and experience activity.</w:t>
+              <w:t>Backend requests a cover photo and photos for up to 8 sightseeing/experience activities (cached, in parallel). Activities without a photo show a placeholder icon in the UI.</w:t>
             </w:r>
           </w:p>
         </w:tc>
@@ -3021,6 +3099,364 @@
                 <w:szCs w:val="20"/>
               </w:rPr>
               <w:t xml:space="preserve">Sprint-4</w:t>
+            </w:r>
+          </w:p>
+        </w:tc>
+      </w:tr>
+      <w:tr>
+        <w:trPr>
+          <w:tblHeader w:val="off"/>
+        </w:trPr>
+        <w:tc>
+          <w:tcPr>
+            <w:tcW w:type="dxa" w:w="1100"/>
+            <w:tcBorders>
+              <w:top w:val="single" w:color="999999" w:sz="4"/>
+              <w:left w:val="single" w:color="999999" w:sz="4"/>
+              <w:bottom w:val="single" w:color="999999" w:sz="4"/>
+              <w:right w:val="single" w:color="999999" w:sz="4"/>
+            </w:tcBorders>
+            <w:tcMar>
+              <w:top w:type="dxa" w:w="60"/>
+              <w:left w:type="dxa" w:w="100"/>
+              <w:bottom w:type="dxa" w:w="60"/>
+              <w:right w:type="dxa" w:w="100"/>
+            </w:tcMar>
+          </w:tcPr>
+          <w:p>
+            <w:r>
+              <w:rPr>
+                <w:rFonts w:ascii="Calibri" w:cs="Calibri" w:eastAsia="Calibri" w:hAnsi="Calibri"/>
+                <w:b w:val="false"/>
+                <w:bCs w:val="false"/>
+                <w:sz w:val="20"/>
+                <w:szCs w:val="20"/>
+              </w:rPr>
+              <w:t>Traveller</w:t>
+            </w:r>
+          </w:p>
+        </w:tc>
+        <w:tc>
+          <w:tcPr>
+            <w:tcW w:type="dxa" w:w="1700"/>
+            <w:tcBorders>
+              <w:top w:val="single" w:color="999999" w:sz="4"/>
+              <w:left w:val="single" w:color="999999" w:sz="4"/>
+              <w:bottom w:val="single" w:color="999999" w:sz="4"/>
+              <w:right w:val="single" w:color="999999" w:sz="4"/>
+            </w:tcBorders>
+            <w:tcMar>
+              <w:top w:type="dxa" w:w="60"/>
+              <w:left w:type="dxa" w:w="100"/>
+              <w:bottom w:type="dxa" w:w="60"/>
+              <w:right w:type="dxa" w:w="100"/>
+            </w:tcMar>
+          </w:tcPr>
+          <w:p>
+            <w:r>
+              <w:rPr>
+                <w:rFonts w:ascii="Calibri" w:cs="Calibri" w:eastAsia="Calibri" w:hAnsi="Calibri"/>
+                <w:b w:val="false"/>
+                <w:bCs w:val="false"/>
+                <w:sz w:val="20"/>
+                <w:szCs w:val="20"/>
+              </w:rPr>
+              <w:t>Explore</w:t>
+            </w:r>
+          </w:p>
+        </w:tc>
+        <w:tc>
+          <w:tcPr>
+            <w:tcW w:type="dxa" w:w="2500"/>
+            <w:tcBorders>
+              <w:top w:val="single" w:color="999999" w:sz="4"/>
+              <w:left w:val="single" w:color="999999" w:sz="4"/>
+              <w:bottom w:val="single" w:color="999999" w:sz="4"/>
+              <w:right w:val="single" w:color="999999" w:sz="4"/>
+            </w:tcBorders>
+            <w:tcMar>
+              <w:top w:type="dxa" w:w="60"/>
+              <w:left w:type="dxa" w:w="100"/>
+              <w:bottom w:type="dxa" w:w="60"/>
+              <w:right w:type="dxa" w:w="100"/>
+            </w:tcMar>
+          </w:tcPr>
+          <w:p>
+            <w:r>
+              <w:rPr>
+                <w:rFonts w:ascii="Calibri" w:cs="Calibri" w:eastAsia="Calibri" w:hAnsi="Calibri"/>
+                <w:b w:val="false"/>
+                <w:bCs w:val="false"/>
+                <w:sz w:val="20"/>
+                <w:szCs w:val="20"/>
+              </w:rPr>
+              <w:t>As a traveller, I can browse popular destinations with photos and start a trip from one.</w:t>
+            </w:r>
+          </w:p>
+        </w:tc>
+        <w:tc>
+          <w:tcPr>
+            <w:tcW w:type="dxa" w:w="2300"/>
+            <w:tcBorders>
+              <w:top w:val="single" w:color="999999" w:sz="4"/>
+              <w:left w:val="single" w:color="999999" w:sz="4"/>
+              <w:bottom w:val="single" w:color="999999" w:sz="4"/>
+              <w:right w:val="single" w:color="999999" w:sz="4"/>
+            </w:tcBorders>
+            <w:tcMar>
+              <w:top w:type="dxa" w:w="60"/>
+              <w:left w:type="dxa" w:w="100"/>
+              <w:bottom w:type="dxa" w:w="60"/>
+              <w:right w:type="dxa" w:w="100"/>
+            </w:tcMar>
+          </w:tcPr>
+          <w:p>
+            <w:r>
+              <w:rPr>
+                <w:rFonts w:ascii="Calibri" w:cs="Calibri" w:eastAsia="Calibri" w:hAnsi="Calibri"/>
+                <w:b w:val="false"/>
+                <w:bCs w:val="false"/>
+                <w:sz w:val="20"/>
+                <w:szCs w:val="20"/>
+              </w:rPr>
+              <w:t>Destination card opens the trip form pre-filled; India list expands with See all.</w:t>
+            </w:r>
+          </w:p>
+        </w:tc>
+        <w:tc>
+          <w:tcPr>
+            <w:tcW w:type="dxa" w:w="800"/>
+            <w:tcBorders>
+              <w:top w:val="single" w:color="999999" w:sz="4"/>
+              <w:left w:val="single" w:color="999999" w:sz="4"/>
+              <w:bottom w:val="single" w:color="999999" w:sz="4"/>
+              <w:right w:val="single" w:color="999999" w:sz="4"/>
+            </w:tcBorders>
+            <w:tcMar>
+              <w:top w:type="dxa" w:w="60"/>
+              <w:left w:type="dxa" w:w="100"/>
+              <w:bottom w:type="dxa" w:w="60"/>
+              <w:right w:type="dxa" w:w="100"/>
+            </w:tcMar>
+          </w:tcPr>
+          <w:p>
+            <w:r>
+              <w:rPr>
+                <w:rFonts w:ascii="Calibri" w:cs="Calibri" w:eastAsia="Calibri" w:hAnsi="Calibri"/>
+                <w:b w:val="false"/>
+                <w:bCs w:val="false"/>
+                <w:sz w:val="20"/>
+                <w:szCs w:val="20"/>
+              </w:rPr>
+              <w:t>Medium</w:t>
+            </w:r>
+          </w:p>
+        </w:tc>
+        <w:tc>
+          <w:tcPr>
+            <w:tcW w:type="dxa" w:w="626"/>
+            <w:tcBorders>
+              <w:top w:val="single" w:color="999999" w:sz="4"/>
+              <w:left w:val="single" w:color="999999" w:sz="4"/>
+              <w:bottom w:val="single" w:color="999999" w:sz="4"/>
+              <w:right w:val="single" w:color="999999" w:sz="4"/>
+            </w:tcBorders>
+            <w:tcMar>
+              <w:top w:type="dxa" w:w="60"/>
+              <w:left w:type="dxa" w:w="100"/>
+              <w:bottom w:type="dxa" w:w="60"/>
+              <w:right w:type="dxa" w:w="100"/>
+            </w:tcMar>
+          </w:tcPr>
+          <w:p>
+            <w:r>
+              <w:rPr>
+                <w:rFonts w:ascii="Calibri" w:cs="Calibri" w:eastAsia="Calibri" w:hAnsi="Calibri"/>
+                <w:b w:val="false"/>
+                <w:bCs w:val="false"/>
+                <w:sz w:val="20"/>
+                <w:szCs w:val="20"/>
+              </w:rPr>
+              <w:t>Sprint-4</w:t>
+            </w:r>
+          </w:p>
+        </w:tc>
+      </w:tr>
+      <w:tr>
+        <w:trPr>
+          <w:tblHeader w:val="off"/>
+        </w:trPr>
+        <w:tc>
+          <w:tcPr>
+            <w:tcW w:type="dxa" w:w="1100"/>
+            <w:tcBorders>
+              <w:top w:val="single" w:color="999999" w:sz="4"/>
+              <w:left w:val="single" w:color="999999" w:sz="4"/>
+              <w:bottom w:val="single" w:color="999999" w:sz="4"/>
+              <w:right w:val="single" w:color="999999" w:sz="4"/>
+            </w:tcBorders>
+            <w:tcMar>
+              <w:top w:type="dxa" w:w="60"/>
+              <w:left w:type="dxa" w:w="100"/>
+              <w:bottom w:type="dxa" w:w="60"/>
+              <w:right w:type="dxa" w:w="100"/>
+            </w:tcMar>
+          </w:tcPr>
+          <w:p>
+            <w:r>
+              <w:rPr>
+                <w:rFonts w:ascii="Calibri" w:cs="Calibri" w:eastAsia="Calibri" w:hAnsi="Calibri"/>
+                <w:b w:val="false"/>
+                <w:bCs w:val="false"/>
+                <w:sz w:val="20"/>
+                <w:szCs w:val="20"/>
+              </w:rPr>
+              <w:t>Traveller</w:t>
+            </w:r>
+          </w:p>
+        </w:tc>
+        <w:tc>
+          <w:tcPr>
+            <w:tcW w:type="dxa" w:w="1700"/>
+            <w:tcBorders>
+              <w:top w:val="single" w:color="999999" w:sz="4"/>
+              <w:left w:val="single" w:color="999999" w:sz="4"/>
+              <w:bottom w:val="single" w:color="999999" w:sz="4"/>
+              <w:right w:val="single" w:color="999999" w:sz="4"/>
+            </w:tcBorders>
+            <w:tcMar>
+              <w:top w:type="dxa" w:w="60"/>
+              <w:left w:type="dxa" w:w="100"/>
+              <w:bottom w:type="dxa" w:w="60"/>
+              <w:right w:type="dxa" w:w="100"/>
+            </w:tcMar>
+          </w:tcPr>
+          <w:p>
+            <w:r>
+              <w:rPr>
+                <w:rFonts w:ascii="Calibri" w:cs="Calibri" w:eastAsia="Calibri" w:hAnsi="Calibri"/>
+                <w:b w:val="false"/>
+                <w:bCs w:val="false"/>
+                <w:sz w:val="20"/>
+                <w:szCs w:val="20"/>
+              </w:rPr>
+              <w:t>Authentication</w:t>
+            </w:r>
+          </w:p>
+        </w:tc>
+        <w:tc>
+          <w:tcPr>
+            <w:tcW w:type="dxa" w:w="2500"/>
+            <w:tcBorders>
+              <w:top w:val="single" w:color="999999" w:sz="4"/>
+              <w:left w:val="single" w:color="999999" w:sz="4"/>
+              <w:bottom w:val="single" w:color="999999" w:sz="4"/>
+              <w:right w:val="single" w:color="999999" w:sz="4"/>
+            </w:tcBorders>
+            <w:tcMar>
+              <w:top w:type="dxa" w:w="60"/>
+              <w:left w:type="dxa" w:w="100"/>
+              <w:bottom w:type="dxa" w:w="60"/>
+              <w:right w:type="dxa" w:w="100"/>
+            </w:tcMar>
+          </w:tcPr>
+          <w:p>
+            <w:r>
+              <w:rPr>
+                <w:rFonts w:ascii="Calibri" w:cs="Calibri" w:eastAsia="Calibri" w:hAnsi="Calibri"/>
+                <w:b w:val="false"/>
+                <w:bCs w:val="false"/>
+                <w:sz w:val="20"/>
+                <w:szCs w:val="20"/>
+              </w:rPr>
+              <w:t>As a user, I can show/hide my password and reset a forgotten one by email.</w:t>
+            </w:r>
+          </w:p>
+        </w:tc>
+        <w:tc>
+          <w:tcPr>
+            <w:tcW w:type="dxa" w:w="2300"/>
+            <w:tcBorders>
+              <w:top w:val="single" w:color="999999" w:sz="4"/>
+              <w:left w:val="single" w:color="999999" w:sz="4"/>
+              <w:bottom w:val="single" w:color="999999" w:sz="4"/>
+              <w:right w:val="single" w:color="999999" w:sz="4"/>
+            </w:tcBorders>
+            <w:tcMar>
+              <w:top w:type="dxa" w:w="60"/>
+              <w:left w:type="dxa" w:w="100"/>
+              <w:bottom w:type="dxa" w:w="60"/>
+              <w:right w:type="dxa" w:w="100"/>
+            </w:tcMar>
+          </w:tcPr>
+          <w:p>
+            <w:r>
+              <w:rPr>
+                <w:rFonts w:ascii="Calibri" w:cs="Calibri" w:eastAsia="Calibri" w:hAnsi="Calibri"/>
+                <w:b w:val="false"/>
+                <w:bCs w:val="false"/>
+                <w:sz w:val="20"/>
+                <w:szCs w:val="20"/>
+              </w:rPr>
+              <w:t>Reset link opens /reset and the new password works.</w:t>
+            </w:r>
+          </w:p>
+        </w:tc>
+        <w:tc>
+          <w:tcPr>
+            <w:tcW w:type="dxa" w:w="800"/>
+            <w:tcBorders>
+              <w:top w:val="single" w:color="999999" w:sz="4"/>
+              <w:left w:val="single" w:color="999999" w:sz="4"/>
+              <w:bottom w:val="single" w:color="999999" w:sz="4"/>
+              <w:right w:val="single" w:color="999999" w:sz="4"/>
+            </w:tcBorders>
+            <w:tcMar>
+              <w:top w:type="dxa" w:w="60"/>
+              <w:left w:type="dxa" w:w="100"/>
+              <w:bottom w:type="dxa" w:w="60"/>
+              <w:right w:type="dxa" w:w="100"/>
+            </w:tcMar>
+          </w:tcPr>
+          <w:p>
+            <w:r>
+              <w:rPr>
+                <w:rFonts w:ascii="Calibri" w:cs="Calibri" w:eastAsia="Calibri" w:hAnsi="Calibri"/>
+                <w:b w:val="false"/>
+                <w:bCs w:val="false"/>
+                <w:sz w:val="20"/>
+                <w:szCs w:val="20"/>
+              </w:rPr>
+              <w:t>Medium</w:t>
+            </w:r>
+          </w:p>
+        </w:tc>
+        <w:tc>
+          <w:tcPr>
+            <w:tcW w:type="dxa" w:w="626"/>
+            <w:tcBorders>
+              <w:top w:val="single" w:color="999999" w:sz="4"/>
+              <w:left w:val="single" w:color="999999" w:sz="4"/>
+              <w:bottom w:val="single" w:color="999999" w:sz="4"/>
+              <w:right w:val="single" w:color="999999" w:sz="4"/>
+            </w:tcBorders>
+            <w:tcMar>
+              <w:top w:type="dxa" w:w="60"/>
+              <w:left w:type="dxa" w:w="100"/>
+              <w:bottom w:type="dxa" w:w="60"/>
+              <w:right w:type="dxa" w:w="100"/>
+            </w:tcMar>
+          </w:tcPr>
+          <w:p>
+            <w:r>
+              <w:rPr>
+                <w:rFonts w:ascii="Calibri" w:cs="Calibri" w:eastAsia="Calibri" w:hAnsi="Calibri"/>
+                <w:b w:val="false"/>
+                <w:bCs w:val="false"/>
+                <w:sz w:val="20"/>
+                <w:szCs w:val="20"/>
+              </w:rPr>
+              <w:t>Sprint-4</w:t>
             </w:r>
           </w:p>
         </w:tc>

--- a/docs/3 Requirement Analysis/DataFlow Diagram.docx
+++ b/docs/3 Requirement Analysis/DataFlow Diagram.docx
@@ -171,7 +171,7 @@
                 <w:sz w:val="20"/>
                 <w:szCs w:val="20"/>
               </w:rPr>
-              <w:t xml:space="preserve"/>
+              <w:t>N/A (individual project)</w:t>
             </w:r>
           </w:p>
         </w:tc>
